--- a/DOCX/UDM_11_Download_nhieu_file_Group09.docx
+++ b/DOCX/UDM_11_Download_nhieu_file_Group09.docx
@@ -1278,7 +1278,7 @@
           <w:r>
             <w:fldChar w:fldCharType="separate"/>
           </w:r>
-          <w:hyperlink w:anchor="_Toc241357133" w:history="1">
+          <w:hyperlink w:anchor="_Toc241358206" w:history="1">
             <w:r>
               <w:rPr>
                 <w:rStyle w:val="Hyperlink"/>
@@ -1307,7 +1307,7 @@
                 <w:noProof/>
                 <w:webHidden/>
               </w:rPr>
-              <w:instrText xml:space="preserve"> PAGEREF _Toc241357133 \h </w:instrText>
+              <w:instrText xml:space="preserve"> PAGEREF _Toc241358206 \h </w:instrText>
             </w:r>
             <w:r>
               <w:rPr>
@@ -1353,7 +1353,7 @@
               <w14:ligatures w14:val="standardContextual"/>
             </w:rPr>
           </w:pPr>
-          <w:hyperlink w:anchor="_Toc241357134" w:history="1">
+          <w:hyperlink w:anchor="_Toc241358207" w:history="1">
             <w:r>
               <w:rPr>
                 <w:rStyle w:val="Hyperlink"/>
@@ -1382,7 +1382,7 @@
                 <w:noProof/>
                 <w:webHidden/>
               </w:rPr>
-              <w:instrText xml:space="preserve"> PAGEREF _Toc241357134 \h </w:instrText>
+              <w:instrText xml:space="preserve"> PAGEREF _Toc241358207 \h </w:instrText>
             </w:r>
             <w:r>
               <w:rPr>
@@ -1428,7 +1428,7 @@
               <w14:ligatures w14:val="standardContextual"/>
             </w:rPr>
           </w:pPr>
-          <w:hyperlink w:anchor="_Toc241357135" w:history="1">
+          <w:hyperlink w:anchor="_Toc241358208" w:history="1">
             <w:r>
               <w:rPr>
                 <w:rStyle w:val="Hyperlink"/>
@@ -1457,7 +1457,7 @@
                 <w:noProof/>
                 <w:webHidden/>
               </w:rPr>
-              <w:instrText xml:space="preserve"> PAGEREF _Toc241357135 \h </w:instrText>
+              <w:instrText xml:space="preserve"> PAGEREF _Toc241358208 \h </w:instrText>
             </w:r>
             <w:r>
               <w:rPr>
@@ -1503,7 +1503,7 @@
               <w14:ligatures w14:val="standardContextual"/>
             </w:rPr>
           </w:pPr>
-          <w:hyperlink w:anchor="_Toc241357136" w:history="1">
+          <w:hyperlink w:anchor="_Toc241358209" w:history="1">
             <w:r>
               <w:rPr>
                 <w:rStyle w:val="Hyperlink"/>
@@ -1532,7 +1532,7 @@
                 <w:noProof/>
                 <w:webHidden/>
               </w:rPr>
-              <w:instrText xml:space="preserve"> PAGEREF _Toc241357136 \h </w:instrText>
+              <w:instrText xml:space="preserve"> PAGEREF _Toc241358209 \h </w:instrText>
             </w:r>
             <w:r>
               <w:rPr>
@@ -1578,7 +1578,7 @@
               <w14:ligatures w14:val="standardContextual"/>
             </w:rPr>
           </w:pPr>
-          <w:hyperlink w:anchor="_Toc241357137" w:history="1">
+          <w:hyperlink w:anchor="_Toc241358210" w:history="1">
             <w:r>
               <w:rPr>
                 <w:rStyle w:val="Hyperlink"/>
@@ -1607,7 +1607,7 @@
                 <w:noProof/>
                 <w:webHidden/>
               </w:rPr>
-              <w:instrText xml:space="preserve"> PAGEREF _Toc241357137 \h </w:instrText>
+              <w:instrText xml:space="preserve"> PAGEREF _Toc241358210 \h </w:instrText>
             </w:r>
             <w:r>
               <w:rPr>
@@ -1653,7 +1653,7 @@
               <w14:ligatures w14:val="standardContextual"/>
             </w:rPr>
           </w:pPr>
-          <w:hyperlink w:anchor="_Toc241357138" w:history="1">
+          <w:hyperlink w:anchor="_Toc241358211" w:history="1">
             <w:r>
               <w:rPr>
                 <w:rStyle w:val="Hyperlink"/>
@@ -1683,7 +1683,7 @@
                 <w:noProof/>
                 <w:webHidden/>
               </w:rPr>
-              <w:instrText xml:space="preserve"> PAGEREF _Toc241357138 \h </w:instrText>
+              <w:instrText xml:space="preserve"> PAGEREF _Toc241358211 \h </w:instrText>
             </w:r>
             <w:r>
               <w:rPr>
@@ -1729,7 +1729,7 @@
               <w14:ligatures w14:val="standardContextual"/>
             </w:rPr>
           </w:pPr>
-          <w:hyperlink w:anchor="_Toc241357139" w:history="1">
+          <w:hyperlink w:anchor="_Toc241358212" w:history="1">
             <w:r>
               <w:rPr>
                 <w:rStyle w:val="Hyperlink"/>
@@ -1758,7 +1758,7 @@
                 <w:noProof/>
                 <w:webHidden/>
               </w:rPr>
-              <w:instrText xml:space="preserve"> PAGEREF _Toc241357139 \h </w:instrText>
+              <w:instrText xml:space="preserve"> PAGEREF _Toc241358212 \h </w:instrText>
             </w:r>
             <w:r>
               <w:rPr>
@@ -1804,7 +1804,7 @@
               <w14:ligatures w14:val="standardContextual"/>
             </w:rPr>
           </w:pPr>
-          <w:hyperlink w:anchor="_Toc241357140" w:history="1">
+          <w:hyperlink w:anchor="_Toc241358213" w:history="1">
             <w:r>
               <w:rPr>
                 <w:rStyle w:val="Hyperlink"/>
@@ -1833,7 +1833,7 @@
                 <w:noProof/>
                 <w:webHidden/>
               </w:rPr>
-              <w:instrText xml:space="preserve"> PAGEREF _Toc241357140 \h </w:instrText>
+              <w:instrText xml:space="preserve"> PAGEREF _Toc241358213 \h </w:instrText>
             </w:r>
             <w:r>
               <w:rPr>
@@ -1879,7 +1879,7 @@
               <w14:ligatures w14:val="standardContextual"/>
             </w:rPr>
           </w:pPr>
-          <w:hyperlink w:anchor="_Toc241357141" w:history="1">
+          <w:hyperlink w:anchor="_Toc241358214" w:history="1">
             <w:r>
               <w:rPr>
                 <w:rStyle w:val="Hyperlink"/>
@@ -1908,7 +1908,7 @@
                 <w:noProof/>
                 <w:webHidden/>
               </w:rPr>
-              <w:instrText xml:space="preserve"> PAGEREF _Toc241357141 \h </w:instrText>
+              <w:instrText xml:space="preserve"> PAGEREF _Toc241358214 \h </w:instrText>
             </w:r>
             <w:r>
               <w:rPr>
@@ -1954,7 +1954,7 @@
               <w14:ligatures w14:val="standardContextual"/>
             </w:rPr>
           </w:pPr>
-          <w:hyperlink w:anchor="_Toc241357142" w:history="1">
+          <w:hyperlink w:anchor="_Toc241358215" w:history="1">
             <w:r>
               <w:rPr>
                 <w:rStyle w:val="Hyperlink"/>
@@ -1983,7 +1983,7 @@
                 <w:noProof/>
                 <w:webHidden/>
               </w:rPr>
-              <w:instrText xml:space="preserve"> PAGEREF _Toc241357142 \h </w:instrText>
+              <w:instrText xml:space="preserve"> PAGEREF _Toc241358215 \h </w:instrText>
             </w:r>
             <w:r>
               <w:rPr>
@@ -2029,7 +2029,7 @@
               <w14:ligatures w14:val="standardContextual"/>
             </w:rPr>
           </w:pPr>
-          <w:hyperlink w:anchor="_Toc241357143" w:history="1">
+          <w:hyperlink w:anchor="_Toc241358216" w:history="1">
             <w:r>
               <w:rPr>
                 <w:rStyle w:val="Hyperlink"/>
@@ -2058,7 +2058,7 @@
                 <w:noProof/>
                 <w:webHidden/>
               </w:rPr>
-              <w:instrText xml:space="preserve"> PAGEREF _Toc241357143 \h </w:instrText>
+              <w:instrText xml:space="preserve"> PAGEREF _Toc241358216 \h </w:instrText>
             </w:r>
             <w:r>
               <w:rPr>
@@ -2104,7 +2104,7 @@
               <w14:ligatures w14:val="standardContextual"/>
             </w:rPr>
           </w:pPr>
-          <w:hyperlink w:anchor="_Toc241357144" w:history="1">
+          <w:hyperlink w:anchor="_Toc241358217" w:history="1">
             <w:r>
               <w:rPr>
                 <w:rStyle w:val="Hyperlink"/>
@@ -2133,7 +2133,7 @@
                 <w:noProof/>
                 <w:webHidden/>
               </w:rPr>
-              <w:instrText xml:space="preserve"> PAGEREF _Toc241357144 \h </w:instrText>
+              <w:instrText xml:space="preserve"> PAGEREF _Toc241358217 \h </w:instrText>
             </w:r>
             <w:r>
               <w:rPr>
@@ -2179,7 +2179,7 @@
               <w14:ligatures w14:val="standardContextual"/>
             </w:rPr>
           </w:pPr>
-          <w:hyperlink w:anchor="_Toc241357145" w:history="1">
+          <w:hyperlink w:anchor="_Toc241358218" w:history="1">
             <w:r>
               <w:rPr>
                 <w:rStyle w:val="Hyperlink"/>
@@ -2208,7 +2208,7 @@
                 <w:noProof/>
                 <w:webHidden/>
               </w:rPr>
-              <w:instrText xml:space="preserve"> PAGEREF _Toc241357145 \h </w:instrText>
+              <w:instrText xml:space="preserve"> PAGEREF _Toc241358218 \h </w:instrText>
             </w:r>
             <w:r>
               <w:rPr>
@@ -2254,7 +2254,7 @@
               <w14:ligatures w14:val="standardContextual"/>
             </w:rPr>
           </w:pPr>
-          <w:hyperlink w:anchor="_Toc241357146" w:history="1">
+          <w:hyperlink w:anchor="_Toc241358219" w:history="1">
             <w:r>
               <w:rPr>
                 <w:rStyle w:val="Hyperlink"/>
@@ -2283,7 +2283,7 @@
                 <w:noProof/>
                 <w:webHidden/>
               </w:rPr>
-              <w:instrText xml:space="preserve"> PAGEREF _Toc241357146 \h </w:instrText>
+              <w:instrText xml:space="preserve"> PAGEREF _Toc241358219 \h </w:instrText>
             </w:r>
             <w:r>
               <w:rPr>
@@ -2329,7 +2329,7 @@
               <w14:ligatures w14:val="standardContextual"/>
             </w:rPr>
           </w:pPr>
-          <w:hyperlink w:anchor="_Toc241357147" w:history="1">
+          <w:hyperlink w:anchor="_Toc241358220" w:history="1">
             <w:r>
               <w:rPr>
                 <w:rStyle w:val="Hyperlink"/>
@@ -2358,7 +2358,7 @@
                 <w:noProof/>
                 <w:webHidden/>
               </w:rPr>
-              <w:instrText xml:space="preserve"> PAGEREF _Toc241357147 \h </w:instrText>
+              <w:instrText xml:space="preserve"> PAGEREF _Toc241358220 \h </w:instrText>
             </w:r>
             <w:r>
               <w:rPr>
@@ -2404,7 +2404,7 @@
               <w14:ligatures w14:val="standardContextual"/>
             </w:rPr>
           </w:pPr>
-          <w:hyperlink w:anchor="_Toc241357148" w:history="1">
+          <w:hyperlink w:anchor="_Toc241358221" w:history="1">
             <w:r>
               <w:rPr>
                 <w:rStyle w:val="Hyperlink"/>
@@ -2433,7 +2433,7 @@
                 <w:noProof/>
                 <w:webHidden/>
               </w:rPr>
-              <w:instrText xml:space="preserve"> PAGEREF _Toc241357148 \h </w:instrText>
+              <w:instrText xml:space="preserve"> PAGEREF _Toc241358221 \h </w:instrText>
             </w:r>
             <w:r>
               <w:rPr>
@@ -2479,7 +2479,7 @@
               <w14:ligatures w14:val="standardContextual"/>
             </w:rPr>
           </w:pPr>
-          <w:hyperlink w:anchor="_Toc241357149" w:history="1">
+          <w:hyperlink w:anchor="_Toc241358222" w:history="1">
             <w:r>
               <w:rPr>
                 <w:rStyle w:val="Hyperlink"/>
@@ -2508,7 +2508,7 @@
                 <w:noProof/>
                 <w:webHidden/>
               </w:rPr>
-              <w:instrText xml:space="preserve"> PAGEREF _Toc241357149 \h </w:instrText>
+              <w:instrText xml:space="preserve"> PAGEREF _Toc241358222 \h </w:instrText>
             </w:r>
             <w:r>
               <w:rPr>
@@ -2554,7 +2554,7 @@
               <w14:ligatures w14:val="standardContextual"/>
             </w:rPr>
           </w:pPr>
-          <w:hyperlink w:anchor="_Toc241357150" w:history="1">
+          <w:hyperlink w:anchor="_Toc241358223" w:history="1">
             <w:r>
               <w:rPr>
                 <w:rStyle w:val="Hyperlink"/>
@@ -2583,7 +2583,7 @@
                 <w:noProof/>
                 <w:webHidden/>
               </w:rPr>
-              <w:instrText xml:space="preserve"> PAGEREF _Toc241357150 \h </w:instrText>
+              <w:instrText xml:space="preserve"> PAGEREF _Toc241358223 \h </w:instrText>
             </w:r>
             <w:r>
               <w:rPr>
@@ -2629,7 +2629,7 @@
               <w14:ligatures w14:val="standardContextual"/>
             </w:rPr>
           </w:pPr>
-          <w:hyperlink w:anchor="_Toc241357151" w:history="1">
+          <w:hyperlink w:anchor="_Toc241358224" w:history="1">
             <w:r>
               <w:rPr>
                 <w:rStyle w:val="Hyperlink"/>
@@ -2658,7 +2658,7 @@
                 <w:noProof/>
                 <w:webHidden/>
               </w:rPr>
-              <w:instrText xml:space="preserve"> PAGEREF _Toc241357151 \h </w:instrText>
+              <w:instrText xml:space="preserve"> PAGEREF _Toc241358224 \h </w:instrText>
             </w:r>
             <w:r>
               <w:rPr>
@@ -2704,7 +2704,7 @@
               <w14:ligatures w14:val="standardContextual"/>
             </w:rPr>
           </w:pPr>
-          <w:hyperlink w:anchor="_Toc241357152" w:history="1">
+          <w:hyperlink w:anchor="_Toc241358225" w:history="1">
             <w:r>
               <w:rPr>
                 <w:rStyle w:val="Hyperlink"/>
@@ -2733,7 +2733,7 @@
                 <w:noProof/>
                 <w:webHidden/>
               </w:rPr>
-              <w:instrText xml:space="preserve"> PAGEREF _Toc241357152 \h </w:instrText>
+              <w:instrText xml:space="preserve"> PAGEREF _Toc241358225 \h </w:instrText>
             </w:r>
             <w:r>
               <w:rPr>
@@ -2779,7 +2779,7 @@
               <w14:ligatures w14:val="standardContextual"/>
             </w:rPr>
           </w:pPr>
-          <w:hyperlink w:anchor="_Toc241357153" w:history="1">
+          <w:hyperlink w:anchor="_Toc241358226" w:history="1">
             <w:r>
               <w:rPr>
                 <w:rStyle w:val="Hyperlink"/>
@@ -2808,7 +2808,7 @@
                 <w:noProof/>
                 <w:webHidden/>
               </w:rPr>
-              <w:instrText xml:space="preserve"> PAGEREF _Toc241357153 \h </w:instrText>
+              <w:instrText xml:space="preserve"> PAGEREF _Toc241358226 \h </w:instrText>
             </w:r>
             <w:r>
               <w:rPr>
@@ -2854,7 +2854,7 @@
               <w14:ligatures w14:val="standardContextual"/>
             </w:rPr>
           </w:pPr>
-          <w:hyperlink w:anchor="_Toc241357154" w:history="1">
+          <w:hyperlink w:anchor="_Toc241358227" w:history="1">
             <w:r>
               <w:rPr>
                 <w:rStyle w:val="Hyperlink"/>
@@ -2883,7 +2883,7 @@
                 <w:noProof/>
                 <w:webHidden/>
               </w:rPr>
-              <w:instrText xml:space="preserve"> PAGEREF _Toc241357154 \h </w:instrText>
+              <w:instrText xml:space="preserve"> PAGEREF _Toc241358227 \h </w:instrText>
             </w:r>
             <w:r>
               <w:rPr>
@@ -2929,7 +2929,7 @@
               <w14:ligatures w14:val="standardContextual"/>
             </w:rPr>
           </w:pPr>
-          <w:hyperlink w:anchor="_Toc241357155" w:history="1">
+          <w:hyperlink w:anchor="_Toc241358228" w:history="1">
             <w:r>
               <w:rPr>
                 <w:rStyle w:val="Hyperlink"/>
@@ -2970,7 +2970,7 @@
                 <w:noProof/>
                 <w:webHidden/>
               </w:rPr>
-              <w:instrText xml:space="preserve"> PAGEREF _Toc241357155 \h </w:instrText>
+              <w:instrText xml:space="preserve"> PAGEREF _Toc241358228 \h </w:instrText>
             </w:r>
             <w:r>
               <w:rPr>
@@ -3016,7 +3016,7 @@
               <w14:ligatures w14:val="standardContextual"/>
             </w:rPr>
           </w:pPr>
-          <w:hyperlink w:anchor="_Toc241357156" w:history="1">
+          <w:hyperlink w:anchor="_Toc241358229" w:history="1">
             <w:r>
               <w:rPr>
                 <w:rStyle w:val="Hyperlink"/>
@@ -3046,7 +3046,7 @@
                 <w:noProof/>
                 <w:webHidden/>
               </w:rPr>
-              <w:instrText xml:space="preserve"> PAGEREF _Toc241357156 \h </w:instrText>
+              <w:instrText xml:space="preserve"> PAGEREF _Toc241358229 \h </w:instrText>
             </w:r>
             <w:r>
               <w:rPr>
@@ -3092,7 +3092,7 @@
               <w14:ligatures w14:val="standardContextual"/>
             </w:rPr>
           </w:pPr>
-          <w:hyperlink w:anchor="_Toc241357157" w:history="1">
+          <w:hyperlink w:anchor="_Toc241358230" w:history="1">
             <w:r>
               <w:rPr>
                 <w:rStyle w:val="Hyperlink"/>
@@ -3141,7 +3141,7 @@
                 <w:noProof/>
                 <w:webHidden/>
               </w:rPr>
-              <w:instrText xml:space="preserve"> PAGEREF _Toc241357157 \h </w:instrText>
+              <w:instrText xml:space="preserve"> PAGEREF _Toc241358230 \h </w:instrText>
             </w:r>
             <w:r>
               <w:rPr>
@@ -3187,7 +3187,7 @@
               <w14:ligatures w14:val="standardContextual"/>
             </w:rPr>
           </w:pPr>
-          <w:hyperlink w:anchor="_Toc241357158" w:history="1">
+          <w:hyperlink w:anchor="_Toc241358231" w:history="1">
             <w:r>
               <w:rPr>
                 <w:rStyle w:val="Hyperlink"/>
@@ -3226,7 +3226,7 @@
                 <w:noProof/>
                 <w:webHidden/>
               </w:rPr>
-              <w:instrText xml:space="preserve"> PAGEREF _Toc241357158 \h </w:instrText>
+              <w:instrText xml:space="preserve"> PAGEREF _Toc241358231 \h </w:instrText>
             </w:r>
             <w:r>
               <w:rPr>
@@ -3272,7 +3272,7 @@
               <w14:ligatures w14:val="standardContextual"/>
             </w:rPr>
           </w:pPr>
-          <w:hyperlink w:anchor="_Toc241357159" w:history="1">
+          <w:hyperlink w:anchor="_Toc241358232" w:history="1">
             <w:r>
               <w:rPr>
                 <w:rStyle w:val="Hyperlink"/>
@@ -3311,7 +3311,7 @@
                 <w:noProof/>
                 <w:webHidden/>
               </w:rPr>
-              <w:instrText xml:space="preserve"> PAGEREF _Toc241357159 \h </w:instrText>
+              <w:instrText xml:space="preserve"> PAGEREF _Toc241358232 \h </w:instrText>
             </w:r>
             <w:r>
               <w:rPr>
@@ -3357,7 +3357,7 @@
               <w14:ligatures w14:val="standardContextual"/>
             </w:rPr>
           </w:pPr>
-          <w:hyperlink w:anchor="_Toc241357160" w:history="1">
+          <w:hyperlink w:anchor="_Toc241358233" w:history="1">
             <w:r>
               <w:rPr>
                 <w:rStyle w:val="Hyperlink"/>
@@ -3396,7 +3396,7 @@
                 <w:noProof/>
                 <w:webHidden/>
               </w:rPr>
-              <w:instrText xml:space="preserve"> PAGEREF _Toc241357160 \h </w:instrText>
+              <w:instrText xml:space="preserve"> PAGEREF _Toc241358233 \h </w:instrText>
             </w:r>
             <w:r>
               <w:rPr>
@@ -3442,7 +3442,7 @@
               <w14:ligatures w14:val="standardContextual"/>
             </w:rPr>
           </w:pPr>
-          <w:hyperlink w:anchor="_Toc241357161" w:history="1">
+          <w:hyperlink w:anchor="_Toc241358234" w:history="1">
             <w:r>
               <w:rPr>
                 <w:rStyle w:val="Hyperlink"/>
@@ -3481,7 +3481,7 @@
                 <w:noProof/>
                 <w:webHidden/>
               </w:rPr>
-              <w:instrText xml:space="preserve"> PAGEREF _Toc241357161 \h </w:instrText>
+              <w:instrText xml:space="preserve"> PAGEREF _Toc241358234 \h </w:instrText>
             </w:r>
             <w:r>
               <w:rPr>
@@ -3527,7 +3527,7 @@
               <w14:ligatures w14:val="standardContextual"/>
             </w:rPr>
           </w:pPr>
-          <w:hyperlink w:anchor="_Toc241357162" w:history="1">
+          <w:hyperlink w:anchor="_Toc241358235" w:history="1">
             <w:r>
               <w:rPr>
                 <w:rStyle w:val="Hyperlink"/>
@@ -3556,7 +3556,7 @@
                 <w:noProof/>
                 <w:webHidden/>
               </w:rPr>
-              <w:instrText xml:space="preserve"> PAGEREF _Toc241357162 \h </w:instrText>
+              <w:instrText xml:space="preserve"> PAGEREF _Toc241358235 \h </w:instrText>
             </w:r>
             <w:r>
               <w:rPr>
@@ -3602,7 +3602,7 @@
               <w14:ligatures w14:val="standardContextual"/>
             </w:rPr>
           </w:pPr>
-          <w:hyperlink w:anchor="_Toc241357163" w:history="1">
+          <w:hyperlink w:anchor="_Toc241358236" w:history="1">
             <w:r>
               <w:rPr>
                 <w:rStyle w:val="Hyperlink"/>
@@ -3631,7 +3631,7 @@
                 <w:noProof/>
                 <w:webHidden/>
               </w:rPr>
-              <w:instrText xml:space="preserve"> PAGEREF _Toc241357163 \h </w:instrText>
+              <w:instrText xml:space="preserve"> PAGEREF _Toc241358236 \h </w:instrText>
             </w:r>
             <w:r>
               <w:rPr>
@@ -3677,7 +3677,7 @@
               <w14:ligatures w14:val="standardContextual"/>
             </w:rPr>
           </w:pPr>
-          <w:hyperlink w:anchor="_Toc241357164" w:history="1">
+          <w:hyperlink w:anchor="_Toc241358237" w:history="1">
             <w:r>
               <w:rPr>
                 <w:rStyle w:val="Hyperlink"/>
@@ -3716,7 +3716,7 @@
                 <w:noProof/>
                 <w:webHidden/>
               </w:rPr>
-              <w:instrText xml:space="preserve"> PAGEREF _Toc241357164 \h </w:instrText>
+              <w:instrText xml:space="preserve"> PAGEREF _Toc241358237 \h </w:instrText>
             </w:r>
             <w:r>
               <w:rPr>
@@ -3762,30 +3762,14 @@
               <w14:ligatures w14:val="standardContextual"/>
             </w:rPr>
           </w:pPr>
-          <w:hyperlink w:anchor="_Toc241357165" w:history="1">
+          <w:hyperlink w:anchor="_Toc241358238" w:history="1">
             <w:r>
               <w:rPr>
                 <w:rStyle w:val="Hyperlink"/>
                 <w:noProof/>
                 <w:lang w:val="vi-VN"/>
               </w:rPr>
-              <w:t>LINK VI</w:t>
-            </w:r>
-            <w:r>
-              <w:rPr>
-                <w:rStyle w:val="Hyperlink"/>
-                <w:noProof/>
-                <w:lang w:val="vi-VN"/>
-              </w:rPr>
-              <w:t>D</w:t>
-            </w:r>
-            <w:r>
-              <w:rPr>
-                <w:rStyle w:val="Hyperlink"/>
-                <w:noProof/>
-                <w:lang w:val="vi-VN"/>
-              </w:rPr>
-              <w:t>EO DEMO nhóm</w:t>
+              <w:t>LINK VIDEO DEMO nhóm</w:t>
             </w:r>
             <w:r>
               <w:rPr>
@@ -3806,7 +3790,7 @@
                 <w:noProof/>
                 <w:webHidden/>
               </w:rPr>
-              <w:instrText xml:space="preserve"> PAGEREF _Toc241357165 \h </w:instrText>
+              <w:instrText xml:space="preserve"> PAGEREF _Toc241358238 \h </w:instrText>
             </w:r>
             <w:r>
               <w:rPr>
@@ -3852,7 +3836,80 @@
               <w14:ligatures w14:val="standardContextual"/>
             </w:rPr>
           </w:pPr>
-          <w:hyperlink w:anchor="_Toc241357166" w:history="1">
+          <w:hyperlink w:anchor="_Toc241358239" w:history="1">
+            <w:r>
+              <w:rPr>
+                <w:rStyle w:val="Hyperlink"/>
+                <w:noProof/>
+              </w:rPr>
+              <w:t>LINK GITHUB NHÓM</w:t>
+            </w:r>
+            <w:r>
+              <w:rPr>
+                <w:noProof/>
+                <w:webHidden/>
+              </w:rPr>
+              <w:tab/>
+            </w:r>
+            <w:r>
+              <w:rPr>
+                <w:noProof/>
+                <w:webHidden/>
+              </w:rPr>
+              <w:fldChar w:fldCharType="begin"/>
+            </w:r>
+            <w:r>
+              <w:rPr>
+                <w:noProof/>
+                <w:webHidden/>
+              </w:rPr>
+              <w:instrText xml:space="preserve"> PAGEREF _Toc241358239 \h </w:instrText>
+            </w:r>
+            <w:r>
+              <w:rPr>
+                <w:noProof/>
+                <w:webHidden/>
+              </w:rPr>
+            </w:r>
+            <w:r>
+              <w:rPr>
+                <w:noProof/>
+                <w:webHidden/>
+              </w:rPr>
+              <w:fldChar w:fldCharType="separate"/>
+            </w:r>
+            <w:r>
+              <w:rPr>
+                <w:noProof/>
+                <w:webHidden/>
+              </w:rPr>
+              <w:t>21</w:t>
+            </w:r>
+            <w:r>
+              <w:rPr>
+                <w:noProof/>
+                <w:webHidden/>
+              </w:rPr>
+              <w:fldChar w:fldCharType="end"/>
+            </w:r>
+          </w:hyperlink>
+        </w:p>
+        <w:p>
+          <w:pPr>
+            <w:pStyle w:val="TOC1"/>
+            <w:tabs>
+              <w:tab w:val="right" w:leader="dot" w:pos="9017"/>
+            </w:tabs>
+            <w:rPr>
+              <w:rFonts w:asciiTheme="minorHAnsi" w:eastAsiaTheme="minorEastAsia" w:hAnsiTheme="minorHAnsi" w:cstheme="minorBidi"/>
+              <w:noProof/>
+              <w:kern w:val="2"/>
+              <w:sz w:val="24"/>
+              <w:szCs w:val="24"/>
+              <w14:ligatures w14:val="standardContextual"/>
+            </w:rPr>
+          </w:pPr>
+          <w:hyperlink w:anchor="_Toc241358240" w:history="1">
             <w:r>
               <w:rPr>
                 <w:rStyle w:val="Hyperlink"/>
@@ -3882,7 +3939,7 @@
                 <w:noProof/>
                 <w:webHidden/>
               </w:rPr>
-              <w:instrText xml:space="preserve"> PAGEREF _Toc241357166 \h </w:instrText>
+              <w:instrText xml:space="preserve"> PAGEREF _Toc241358240 \h </w:instrText>
             </w:r>
             <w:r>
               <w:rPr>
@@ -3972,7 +4029,7 @@
         </w:rPr>
       </w:pPr>
       <w:bookmarkStart w:id="1" w:name="_Toc240115242"/>
-      <w:bookmarkStart w:id="2" w:name="_Toc241357133"/>
+      <w:bookmarkStart w:id="2" w:name="_Toc241358206"/>
       <w:r>
         <w:rPr>
           <w:b/>
@@ -4027,7 +4084,7 @@
           <w:color w:val="auto"/>
         </w:rPr>
       </w:pPr>
-      <w:bookmarkStart w:id="4" w:name="_Toc241357134"/>
+      <w:bookmarkStart w:id="4" w:name="_Toc241358207"/>
       <w:r>
         <w:rPr>
           <w:b/>
@@ -4244,7 +4301,7 @@
           <w:color w:val="auto"/>
         </w:rPr>
       </w:pPr>
-      <w:bookmarkStart w:id="6" w:name="_Toc241357135"/>
+      <w:bookmarkStart w:id="6" w:name="_Toc241358208"/>
       <w:r>
         <w:rPr>
           <w:b/>
@@ -4387,7 +4444,7 @@
           <w:color w:val="auto"/>
         </w:rPr>
       </w:pPr>
-      <w:bookmarkStart w:id="8" w:name="_Toc241357136"/>
+      <w:bookmarkStart w:id="8" w:name="_Toc241358209"/>
       <w:r>
         <w:rPr>
           <w:b/>
@@ -4563,7 +4620,7 @@
           <w:color w:val="auto"/>
         </w:rPr>
       </w:pPr>
-      <w:bookmarkStart w:id="10" w:name="_Toc241357137"/>
+      <w:bookmarkStart w:id="10" w:name="_Toc241358210"/>
       <w:r>
         <w:rPr>
           <w:b/>
@@ -4764,7 +4821,7 @@
           <w:lang w:val="vi-VN"/>
         </w:rPr>
       </w:pPr>
-      <w:bookmarkStart w:id="12" w:name="_Toc241357138"/>
+      <w:bookmarkStart w:id="12" w:name="_Toc241358211"/>
       <w:r>
         <w:rPr>
           <w:b/>
@@ -4788,7 +4845,7 @@
         </w:rPr>
       </w:pPr>
       <w:bookmarkStart w:id="13" w:name="_Toc240115249"/>
-      <w:bookmarkStart w:id="14" w:name="_Toc241357139"/>
+      <w:bookmarkStart w:id="14" w:name="_Toc241358212"/>
       <w:r>
         <w:rPr>
           <w:b/>
@@ -4853,7 +4910,7 @@
           <w:color w:val="auto"/>
         </w:rPr>
       </w:pPr>
-      <w:bookmarkStart w:id="16" w:name="_Toc241357140"/>
+      <w:bookmarkStart w:id="16" w:name="_Toc241358213"/>
       <w:r>
         <w:rPr>
           <w:b/>
@@ -5134,7 +5191,7 @@
           <w:color w:val="auto"/>
         </w:rPr>
       </w:pPr>
-      <w:bookmarkStart w:id="18" w:name="_Toc241357141"/>
+      <w:bookmarkStart w:id="18" w:name="_Toc241358214"/>
       <w:r>
         <w:rPr>
           <w:b/>
@@ -5382,7 +5439,7 @@
           <w:lang w:val="vi-VN"/>
         </w:rPr>
       </w:pPr>
-      <w:bookmarkStart w:id="20" w:name="_Toc241357142"/>
+      <w:bookmarkStart w:id="20" w:name="_Toc241358215"/>
       <w:r>
         <w:rPr>
           <w:b/>
@@ -6094,7 +6151,7 @@
         </w:rPr>
       </w:pPr>
       <w:bookmarkStart w:id="21" w:name="_Toc240115253"/>
-      <w:bookmarkStart w:id="22" w:name="_Toc241357143"/>
+      <w:bookmarkStart w:id="22" w:name="_Toc241358216"/>
       <w:r>
         <w:rPr>
           <w:b/>
@@ -6139,7 +6196,7 @@
           <w:color w:val="auto"/>
         </w:rPr>
       </w:pPr>
-      <w:bookmarkStart w:id="24" w:name="_Toc241357144"/>
+      <w:bookmarkStart w:id="24" w:name="_Toc241358217"/>
       <w:r>
         <w:rPr>
           <w:b/>
@@ -6226,7 +6283,7 @@
         </w:rPr>
       </w:pPr>
       <w:bookmarkStart w:id="25" w:name="_Toc240115255"/>
-      <w:bookmarkStart w:id="26" w:name="_Toc241357145"/>
+      <w:bookmarkStart w:id="26" w:name="_Toc241358218"/>
       <w:r>
         <w:rPr>
           <w:b/>
@@ -6251,7 +6308,7 @@
         </w:rPr>
       </w:pPr>
       <w:bookmarkStart w:id="27" w:name="_Toc240115256"/>
-      <w:bookmarkStart w:id="28" w:name="_Toc241357146"/>
+      <w:bookmarkStart w:id="28" w:name="_Toc241358219"/>
       <w:r>
         <w:rPr>
           <w:b/>
@@ -6415,7 +6472,7 @@
           <w:color w:val="auto"/>
         </w:rPr>
       </w:pPr>
-      <w:bookmarkStart w:id="29" w:name="_Toc241357147"/>
+      <w:bookmarkStart w:id="29" w:name="_Toc241358220"/>
       <w:r>
         <w:rPr>
           <w:b/>
@@ -6438,7 +6495,7 @@
           <w:szCs w:val="26"/>
         </w:rPr>
       </w:pPr>
-      <w:bookmarkStart w:id="30" w:name="_Toc241357148"/>
+      <w:bookmarkStart w:id="30" w:name="_Toc241358221"/>
       <w:r>
         <w:rPr>
           <w:b/>
@@ -6541,7 +6598,7 @@
           <w:szCs w:val="26"/>
         </w:rPr>
       </w:pPr>
-      <w:bookmarkStart w:id="31" w:name="_Toc241357149"/>
+      <w:bookmarkStart w:id="31" w:name="_Toc241358222"/>
       <w:r>
         <w:rPr>
           <w:b/>
@@ -6652,7 +6709,7 @@
           <w:szCs w:val="26"/>
         </w:rPr>
       </w:pPr>
-      <w:bookmarkStart w:id="32" w:name="_Toc241357150"/>
+      <w:bookmarkStart w:id="32" w:name="_Toc241358223"/>
       <w:r>
         <w:rPr>
           <w:b/>
@@ -6760,7 +6817,7 @@
           <w:lang w:val="vi-VN"/>
         </w:rPr>
       </w:pPr>
-      <w:bookmarkStart w:id="33" w:name="_Toc241357151"/>
+      <w:bookmarkStart w:id="33" w:name="_Toc241358224"/>
       <w:r>
         <w:rPr>
           <w:b/>
@@ -6858,7 +6915,7 @@
           <w:color w:val="auto"/>
         </w:rPr>
       </w:pPr>
-      <w:bookmarkStart w:id="34" w:name="_Toc241357152"/>
+      <w:bookmarkStart w:id="34" w:name="_Toc241358225"/>
       <w:r>
         <w:rPr>
           <w:b/>
@@ -6969,7 +7026,7 @@
           <w:color w:val="auto"/>
         </w:rPr>
       </w:pPr>
-      <w:bookmarkStart w:id="35" w:name="_Toc241357153"/>
+      <w:bookmarkStart w:id="35" w:name="_Toc241358226"/>
       <w:r>
         <w:rPr>
           <w:b/>
@@ -7079,7 +7136,7 @@
           <w:color w:val="auto"/>
         </w:rPr>
       </w:pPr>
-      <w:bookmarkStart w:id="36" w:name="_Toc241357154"/>
+      <w:bookmarkStart w:id="36" w:name="_Toc241358227"/>
       <w:r>
         <w:rPr>
           <w:b/>
@@ -7168,7 +7225,7 @@
         </w:rPr>
       </w:pPr>
       <w:bookmarkStart w:id="37" w:name="_Toc240115265"/>
-      <w:bookmarkStart w:id="38" w:name="_Toc241357155"/>
+      <w:bookmarkStart w:id="38" w:name="_Toc241358228"/>
       <w:r>
         <w:rPr>
           <w:b/>
@@ -7229,7 +7286,7 @@
           <w:lang w:val="vi-VN"/>
         </w:rPr>
       </w:pPr>
-      <w:bookmarkStart w:id="39" w:name="_Toc241357156"/>
+      <w:bookmarkStart w:id="39" w:name="_Toc241358229"/>
       <w:r>
         <w:rPr>
           <w:b/>
@@ -7659,7 +7716,7 @@
           <w:lang w:val="vi-VN"/>
         </w:rPr>
       </w:pPr>
-      <w:bookmarkStart w:id="40" w:name="_Toc241357157"/>
+      <w:bookmarkStart w:id="40" w:name="_Toc241358230"/>
       <w:r>
         <w:rPr>
           <w:b/>
@@ -7735,7 +7792,7 @@
           <w:color w:val="auto"/>
         </w:rPr>
       </w:pPr>
-      <w:bookmarkStart w:id="41" w:name="_Toc241357158"/>
+      <w:bookmarkStart w:id="41" w:name="_Toc241358231"/>
       <w:r>
         <w:rPr>
           <w:b/>
@@ -7859,7 +7916,7 @@
           <w:color w:val="auto"/>
         </w:rPr>
       </w:pPr>
-      <w:bookmarkStart w:id="42" w:name="_Toc241357159"/>
+      <w:bookmarkStart w:id="42" w:name="_Toc241358232"/>
       <w:r>
         <w:rPr>
           <w:b/>
@@ -8127,7 +8184,7 @@
           <w:color w:val="auto"/>
         </w:rPr>
       </w:pPr>
-      <w:bookmarkStart w:id="43" w:name="_Toc241357160"/>
+      <w:bookmarkStart w:id="43" w:name="_Toc241358233"/>
       <w:r>
         <w:rPr>
           <w:b/>
@@ -8205,7 +8262,7 @@
           <w:color w:val="auto"/>
         </w:rPr>
       </w:pPr>
-      <w:bookmarkStart w:id="44" w:name="_Toc241357161"/>
+      <w:bookmarkStart w:id="44" w:name="_Toc241358234"/>
       <w:r>
         <w:rPr>
           <w:b/>
@@ -8571,7 +8628,7 @@
           <w:color w:val="auto"/>
         </w:rPr>
       </w:pPr>
-      <w:bookmarkStart w:id="45" w:name="_Toc241357162"/>
+      <w:bookmarkStart w:id="45" w:name="_Toc241358235"/>
       <w:r>
         <w:rPr>
           <w:b/>
@@ -9002,7 +9059,7 @@
           <w:color w:val="auto"/>
         </w:rPr>
       </w:pPr>
-      <w:bookmarkStart w:id="46" w:name="_Toc241357163"/>
+      <w:bookmarkStart w:id="46" w:name="_Toc241358236"/>
       <w:r>
         <w:rPr>
           <w:b/>
@@ -9124,7 +9181,7 @@
           <w:lang w:val="vi-VN"/>
         </w:rPr>
       </w:pPr>
-      <w:bookmarkStart w:id="47" w:name="_Toc241357164"/>
+      <w:bookmarkStart w:id="47" w:name="_Toc241358237"/>
       <w:r>
         <w:rPr>
           <w:b/>
@@ -9204,13 +9261,11 @@
       <w:pPr>
         <w:pStyle w:val="Heading1"/>
         <w:rPr>
-          <w:sz w:val="26"/>
-          <w:szCs w:val="26"/>
           <w:lang w:val="vi-VN"/>
         </w:rPr>
       </w:pPr>
       <w:hyperlink r:id="rId17" w:history="1">
-        <w:bookmarkStart w:id="48" w:name="_Toc241357165"/>
+        <w:bookmarkStart w:id="48" w:name="_Toc241358238"/>
         <w:r>
           <w:rPr>
             <w:rStyle w:val="Hyperlink"/>
@@ -9218,45 +9273,60 @@
             <w:szCs w:val="26"/>
             <w:lang w:val="vi-VN"/>
           </w:rPr>
-          <w:t>LINK VIDE</w:t>
+          <w:t>LINK VIDEO DEMO nhóm</w:t>
+        </w:r>
+        <w:bookmarkEnd w:id="48"/>
+      </w:hyperlink>
+    </w:p>
+    <w:p>
+      <w:pPr>
+        <w:pStyle w:val="Heading1"/>
+        <w:rPr>
+          <w:lang w:val="vi-VN"/>
+        </w:rPr>
+      </w:pPr>
+    </w:p>
+    <w:p>
+      <w:pPr>
+        <w:pStyle w:val="Heading1"/>
+        <w:rPr>
+          <w:sz w:val="26"/>
+          <w:szCs w:val="26"/>
+        </w:rPr>
+      </w:pPr>
+      <w:hyperlink r:id="rId18" w:history="1">
+        <w:bookmarkStart w:id="49" w:name="_Toc241358239"/>
+        <w:r>
+          <w:rPr>
+            <w:rStyle w:val="Hyperlink"/>
+            <w:color w:val="2E74B5"/>
+            <w:sz w:val="26"/>
+            <w:szCs w:val="26"/>
+            <w:u w:val="none"/>
+          </w:rPr>
+          <w:t>LINK G</w:t>
         </w:r>
         <w:r>
           <w:rPr>
             <w:rStyle w:val="Hyperlink"/>
+            <w:color w:val="2E74B5"/>
             <w:sz w:val="26"/>
             <w:szCs w:val="26"/>
-            <w:lang w:val="vi-VN"/>
+            <w:u w:val="none"/>
           </w:rPr>
-          <w:t>O</w:t>
+          <w:t>I</w:t>
         </w:r>
         <w:r>
           <w:rPr>
             <w:rStyle w:val="Hyperlink"/>
+            <w:color w:val="2E74B5"/>
             <w:sz w:val="26"/>
             <w:szCs w:val="26"/>
-            <w:lang w:val="vi-VN"/>
+            <w:u w:val="none"/>
           </w:rPr>
-          <w:t xml:space="preserve"> </w:t>
+          <w:t>THUB NHÓM</w:t>
         </w:r>
-        <w:r>
-          <w:rPr>
-            <w:rStyle w:val="Hyperlink"/>
-            <w:sz w:val="26"/>
-            <w:szCs w:val="26"/>
-            <w:lang w:val="vi-VN"/>
-          </w:rPr>
-          <w:t>D</w:t>
-        </w:r>
-        <w:r>
-          <w:rPr>
-            <w:rStyle w:val="Hyperlink"/>
-            <w:sz w:val="26"/>
-            <w:szCs w:val="26"/>
-            <w:lang w:val="vi-VN"/>
-          </w:rPr>
-          <w:t>EMO nhóm</w:t>
-        </w:r>
-        <w:bookmarkEnd w:id="48"/>
+        <w:bookmarkEnd w:id="49"/>
       </w:hyperlink>
     </w:p>
     <w:p>
@@ -9276,8 +9346,8 @@
           <w:szCs w:val="26"/>
         </w:rPr>
       </w:pPr>
-      <w:bookmarkStart w:id="49" w:name="_Toc240115278"/>
-      <w:bookmarkStart w:id="50" w:name="_Toc241357166"/>
+      <w:bookmarkStart w:id="50" w:name="_Toc240115278"/>
+      <w:bookmarkStart w:id="51" w:name="_Toc241358240"/>
       <w:r>
         <w:rPr>
           <w:b/>
@@ -9289,8 +9359,8 @@
         </w:rPr>
         <w:t>TÀI LIỆU THAM KHẢO</w:t>
       </w:r>
-      <w:bookmarkEnd w:id="49"/>
       <w:bookmarkEnd w:id="50"/>
+      <w:bookmarkEnd w:id="51"/>
     </w:p>
     <w:p>
       <w:pPr>
@@ -16397,6 +16467,7 @@
   <w:style w:type="character" w:default="1" w:styleId="DefaultParagraphFont">
     <w:name w:val="Default Paragraph Font"/>
     <w:uiPriority w:val="1"/>
+    <w:semiHidden/>
     <w:unhideWhenUsed/>
   </w:style>
   <w:style w:type="table" w:default="1" w:styleId="TableNormal">
